--- a/backend/templates/rme/PARTNER 70.docx
+++ b/backend/templates/rme/PARTNER 70.docx
@@ -402,7 +402,25 @@
           <w:bCs/>
           <w:color w:val="FF0000"/>
         </w:rPr>
-        <w:t xml:space="preserve">Garantia: Em caso de problemas técnicos com o equipamento, acionar o suporte técnico (11) 97107-3383 (WhatsApp) e solicitar atendimento. No caso de intervenção que não seja através do dos nossos técnicos autorizados, ocorre perda de garantia. </w:t>
+        <w:t xml:space="preserve">Garantia: Em caso de problemas técnicos com o equipamento, acionar o suporte técnico </w:t>
+      </w:r>
+      <w:r>
+        <w:rPr>
+          <w:rFonts w:ascii="Arial" w:hAnsi="Arial" w:cs="Arial"/>
+          <w:b/>
+          <w:bCs/>
+          <w:color w:val="FF0000"/>
+        </w:rPr>
+        <w:br/>
+      </w:r>
+      <w:r>
+        <w:rPr>
+          <w:rFonts w:ascii="Arial" w:hAnsi="Arial" w:cs="Arial"/>
+          <w:b/>
+          <w:bCs/>
+          <w:color w:val="FF0000"/>
+        </w:rPr>
+        <w:t xml:space="preserve">(11) 97107-3383 (WhatsApp) e solicitar atendimento. No caso de intervenção que não seja através do dos nossos técnicos autorizados, ocorre perda de garantia. </w:t>
       </w:r>
     </w:p>
     <w:bookmarkEnd w:id="2"/>
